--- a/중국어_대화문/3부_docx/3부_01화_섣달_그믐의_전화.docx
+++ b/중국어_대화문/3부_docx/3부_01화_섣달_그믐의_전화.docx
@@ -416,7 +416,7 @@
         <w:t>葛长林:</w:t>
       </w:r>
       <w:r>
-        <w:t xml:space="preserve"> (停了一下) 今年你们俩替他的。</w:t>
+        <w:t xml:space="preserve"> (停了一下) 今年是你们俩替了他。</w:t>
       </w:r>
     </w:p>
     <w:p>
@@ -588,7 +588,7 @@
         <w:t>马婶:</w:t>
       </w:r>
       <w:r>
-        <w:t xml:space="preserve"> (接过杯子，在手心里转了转) 小苏，你们这儿的杯子，怎么一个有口子一个没有口子？</w:t>
+        <w:t xml:space="preserve"> (接过杯子，在手心里转了转) 小苏，你们这儿的杯子，怎么有的有缺口，有的没缺口？</w:t>
       </w:r>
     </w:p>
     <w:p>
@@ -830,7 +830,7 @@
         <w:t>梅若兰:</w:t>
       </w:r>
       <w:r>
-        <w:t xml:space="preserve"> 今年，是你们开门的头一个除夕。我来敬一句，不长。(清了清嗓子) 《孟子》里，徐子问孔子：为什么总夸水？孟子答：“原泉混混，不舍昼夜，盈科而后进，放乎四海。”</w:t>
+        <w:t xml:space="preserve"> 今年，是你们开门的头一个除夕。我来敬一句，不长。(清了清嗓子) 《孟子》里，徐子问：孔子为什么总夸水？孟子答：“原泉混混，不舍昼夜，盈科而后进，放乎四海。”</w:t>
       </w:r>
     </w:p>
     <w:p>
@@ -907,7 +907,7 @@
         <w:t>卢奶奶:</w:t>
       </w:r>
       <w:r>
-        <w:t xml:space="preserve"> 我不睡！我睡觉，那叫什么除夕！</w:t>
+        <w:t xml:space="preserve"> 我不睡！我要是睡了，那还叫什么除夕！</w:t>
       </w:r>
     </w:p>
     <w:p>
@@ -1139,7 +1139,7 @@
         <w:t>杜建平:</w:t>
       </w:r>
       <w:r>
-        <w:t xml:space="preserve"> (低头看杯子里的茶，停了一下) 省里的，你们接稳。(顿了顿) 我姐嫁在清河县，水库那边，这两年总有人在说，说是要抬水位。</w:t>
+        <w:t xml:space="preserve"> (低头看杯子里的茶，停了一下) 省里的？那你们得稳着点。(顿了顿) 我姐嫁在清河县，水库那边，这两年总有人在说，说是要抬水位。</w:t>
       </w:r>
     </w:p>
     <w:p>
@@ -1455,7 +1455,7 @@
     </w:p>
     <w:p>
       <w:r>
-        <w:t>(八点十分。苏敏把听筒放回桌上，开着免提，手边什么也没拿，只是把椅子拉近。沈知远在本子上写字，每写一行，都先看一眼苏敏，苏敏点头，他才往下写。梅若兰把椅子往里挪了挪，葛长林的酒杯里的酒已经不动了。)</w:t>
+        <w:t>(八点十分。苏敏把听筒放回桌上，开着免提，手边什么也没拿，只是把椅子拉近。沈知远在本子上写字，每写一行，都先看一眼苏敏，苏敏点头，他才往下写。梅若兰把椅子往里挪了挪，葛长林面前酒杯里的酒一口没动。)</w:t>
       </w:r>
     </w:p>
     <w:p>
@@ -1786,7 +1786,7 @@
         <w:t>严老汉:</w:t>
       </w:r>
       <w:r>
-        <w:t xml:space="preserve"> 没有。他们不让拿走，只发了一张“补偿明细表”。我拍了照。是我孙子的手机拍的，在他表哥那儿。</w:t>
+        <w:t xml:space="preserve"> 没有。他们不让拿走，只发了一张“补偿明细表”。我拍了照，是用我孙子的手机拍的，那手机现在在他表哥那儿。</w:t>
       </w:r>
     </w:p>
     <w:p>
@@ -2046,7 +2046,7 @@
         <w:t>苏敏:</w:t>
       </w:r>
       <w:r>
-        <w:t xml:space="preserve"> 严师傅，不用走。我们这边想办法，看能不能先给您们……</w:t>
+        <w:t xml:space="preserve"> 严师傅，不用走。我们这边想办法，看能不能先给大家……</w:t>
       </w:r>
     </w:p>
     <w:p>
@@ -2057,7 +2057,7 @@
         <w:t>严老汉:</w:t>
       </w:r>
       <w:r>
-        <w:t xml:space="preserve"> 不用。(声音一下子硬起来，又低下去) 苏律师，我不是不要你们的好意。可是这件事，是我们自己的。我们自己走到你们门口，才算是我们求你们办事，不是你们可怜我们。</w:t>
+        <w:t xml:space="preserve"> 不用。(声音一下子硬起来，又低下去) 苏律师，我不是不要你们的好意。可是这件事，是我们自己的。我们自己走到你们门口，才是我们来求你们办事，不是你们可怜我们。</w:t>
       </w:r>
     </w:p>
     <w:p>
@@ -2073,7 +2073,7 @@
         <w:t>沈知远:</w:t>
       </w:r>
       <w:r>
-        <w:t xml:space="preserve"> 严师傅，我是沈知远。您说得对。您们走着来，我们不拦。但是有一件事，您得答应我们。</w:t>
+        <w:t xml:space="preserve"> 严师傅，我是沈知远。您说得对。你们走着来，我们不拦。但是有一件事，您得答应我们。</w:t>
       </w:r>
     </w:p>
     <w:p>
@@ -2095,7 +2095,7 @@
         <w:t>沈知远:</w:t>
       </w:r>
       <w:r>
-        <w:t xml:space="preserve"> 您们别带太多东西，别带太多人，别在路上赶。十几个人就够。路上，要在哪个镇子歇，给我们发个信。要是身体撑不住，给我们打个电话，我们去接。</w:t>
+        <w:t xml:space="preserve"> 你们别带太多东西，别带太多人，别在路上赶。十几个人就够。路上，要在哪个镇子歇，给我们发个信。要是身体撑不住，给我们打个电话，我们去接。</w:t>
       </w:r>
     </w:p>
     <w:p>
@@ -2117,7 +2117,7 @@
         <w:t>沈知远:</w:t>
       </w:r>
       <w:r>
-        <w:t xml:space="preserve"> 还有，您们那一份协议书的照片，那张补偿明细表，您孙子表哥手里的，一定要保管好，别删，别转给别人。</w:t>
+        <w:t xml:space="preserve"> 还有，那张补偿明细表的照片，就是您孙子表哥手里的，一定要保管好，别删，别转给别人。</w:t>
       </w:r>
     </w:p>
     <w:p>
@@ -2139,7 +2139,7 @@
         <w:t>沈知远:</w:t>
       </w:r>
       <w:r>
-        <w:t xml:space="preserve"> 我们等您们。从您们动身那天起，到进门那一天，我们这儿的灯，一直亮着。(顿了顿，一字一字地说) 您们进门之前，我们把茶准备好。</w:t>
+        <w:t xml:space="preserve"> 我们等你们。从你们动身那天起，到进门那一天，我们这儿的灯，一直亮着。(顿了顿，一字一字地说) 你们进门之前，我们把茶准备好。</w:t>
       </w:r>
     </w:p>
     <w:p>
@@ -2247,7 +2247,7 @@
         <w:rPr>
           <w:b/>
         </w:rPr>
-        <w:t>『孟子』 離婁下:</w:t>
+        <w:t>『孟子』 离娄下:</w:t>
       </w:r>
       <w:r>
         <w:t xml:space="preserve"> «原泉混混，不舍昼夜，盈科而后进，放乎四海。» — 한국어 해설: '근원 있는 샘물은 솟아 나와 밤낮을 쉬지 않고, 웅덩이를 채운 뒤에야 앞으로 나아가 사해에 이른다.' 서자(徐子)가 공자가 왜 자주 물을 칭찬했느냐고 묻자 맹자가 한 대답으로, 근본이 있는 것은 쉬지 않고 차례를 밟아 나아간다는 뜻. 장면 4에서 梅若兰이 센터의 첫 除夕을 맞아 차로 하는 건배사로 이 구절을 쓰며 "빠른 것이 아니라 가득 채우는 것"이라고 풀고, 장면 9에서 严老汉 일행이 사흘을 걸어서 오겠다고 하자 苏敏이 이 구절의 '盈科而后进'을 낮게 되뇐다.</w:t>
